--- a/产品购销合同20260303.docx
+++ b/产品购销合同20260303.docx
@@ -998,33 +998,33 @@
                 <w:rFonts w:ascii="Microsoft YaHei" w:eastAsia="Microsoft YaHei" w:hAnsi="Microsoft YaHei" w:cs="Times New Roman" w:hint="eastAsia"/>
                 <w:color w:val="191B1F"/>
                 <w:kern w:val="0"/>
-                <w:sz w:val="16"/>
-                <w:szCs w:val="16"/>
-                <w14:ligatures w14:val="none"/>
-              </w:rPr>
-              <w:t>价格含一个点普票</w:t>
+                <w:sz w:val="20"/>
+                <w:szCs w:val="20"/>
+                <w14:ligatures w14:val="none"/>
+              </w:rPr>
+              <w:t>价格包含</w:t>
             </w:r>
             <w:r>
               <w:rPr>
                 <w:rFonts w:ascii="Microsoft YaHei" w:eastAsia="Microsoft YaHei" w:hAnsi="Microsoft YaHei" w:cs="Times New Roman" w:hint="eastAsia"/>
                 <w:color w:val="191B1F"/>
                 <w:kern w:val="0"/>
-                <w:sz w:val="16"/>
-                <w:szCs w:val="16"/>
-                <w14:ligatures w14:val="none"/>
-              </w:rPr>
-              <w:t>&amp;</w:t>
+                <w:sz w:val="20"/>
+                <w:szCs w:val="20"/>
+                <w14:ligatures w14:val="none"/>
+              </w:rPr>
+              <w:t>增值税发票</w:t>
             </w:r>
             <w:r>
               <w:rPr>
                 <w:rFonts w:ascii="Microsoft YaHei" w:eastAsia="Microsoft YaHei" w:hAnsi="Microsoft YaHei" w:cs="Times New Roman" w:hint="eastAsia"/>
                 <w:color w:val="191B1F"/>
                 <w:kern w:val="0"/>
-                <w:sz w:val="16"/>
-                <w:szCs w:val="16"/>
-                <w14:ligatures w14:val="none"/>
-              </w:rPr>
-              <w:t>运费</w:t>
+                <w:sz w:val="20"/>
+                <w:szCs w:val="20"/>
+                <w14:ligatures w14:val="none"/>
+              </w:rPr>
+              <w:t>&amp;运费</w:t>
             </w:r>
           </w:p>
         </w:tc>
@@ -1486,6 +1486,18 @@
               <w:ind w:left="360"/>
               <w:jc w:val="center"/>
               <w:rPr>
+                <w:rFonts w:ascii="Microsoft YaHei" w:eastAsia="Microsoft YaHei" w:hAnsi="Microsoft YaHei" w:cs="Times New Roman"/>
+                <w:b/>
+                <w:bCs/>
+                <w:color w:val="191B1F"/>
+                <w:kern w:val="0"/>
+                <w:sz w:val="16"/>
+                <w:szCs w:val="16"/>
+                <w14:ligatures w14:val="none"/>
+              </w:rPr>
+            </w:pPr>
+            <w:r>
+              <w:rPr>
                 <w:rFonts w:ascii="Microsoft YaHei" w:eastAsia="Microsoft YaHei" w:hAnsi="Microsoft YaHei" w:cs="Times New Roman" w:hint="eastAsia"/>
                 <w:b/>
                 <w:bCs/>
@@ -1495,6 +1507,55 @@
                 <w:szCs w:val="16"/>
                 <w14:ligatures w14:val="none"/>
               </w:rPr>
+              <w:t>500</w:t>
+            </w:r>
+          </w:p>
+        </w:tc>
+        <w:tc>
+          <w:tcPr>
+            <w:tcW w:w="1133" w:type="dxa"/>
+            <w:noWrap/>
+            <w:hideMark/>
+          </w:tcPr>
+          <w:p>
+            <w:pPr>
+              <w:shd w:val="clear" w:color="auto" w:fill="FFFFFF"/>
+              <w:ind w:left="360"/>
+              <w:jc w:val="center"/>
+              <w:rPr>
+                <w:rFonts w:ascii="Microsoft YaHei" w:eastAsia="Microsoft YaHei" w:hAnsi="Microsoft YaHei" w:cs="Times New Roman"/>
+                <w:b/>
+                <w:bCs/>
+                <w:color w:val="191B1F"/>
+                <w:kern w:val="0"/>
+                <w:sz w:val="16"/>
+                <w:szCs w:val="16"/>
+                <w14:ligatures w14:val="none"/>
+              </w:rPr>
+            </w:pPr>
+          </w:p>
+        </w:tc>
+        <w:tc>
+          <w:tcPr>
+            <w:tcW w:w="1185" w:type="dxa"/>
+            <w:noWrap/>
+            <w:hideMark/>
+          </w:tcPr>
+          <w:p>
+            <w:pPr>
+              <w:shd w:val="clear" w:color="auto" w:fill="FFFFFF"/>
+              <w:ind w:left="360"/>
+              <w:jc w:val="center"/>
+              <w:rPr>
+                <w:rFonts w:ascii="Microsoft YaHei" w:eastAsia="Microsoft YaHei" w:hAnsi="Microsoft YaHei" w:cs="Times New Roman"/>
+                <w:b/>
+                <w:bCs/>
+                <w:color w:val="191B1F"/>
+                <w:kern w:val="0"/>
+                <w:sz w:val="16"/>
+                <w:szCs w:val="16"/>
+                <w14:ligatures w14:val="none"/>
+              </w:rPr>
             </w:pPr>
             <w:r>
               <w:rPr>
@@ -1507,67 +1568,6 @@
                 <w:szCs w:val="16"/>
                 <w14:ligatures w14:val="none"/>
               </w:rPr>
-              <w:t>500</w:t>
-            </w:r>
-          </w:p>
-        </w:tc>
-        <w:tc>
-          <w:tcPr>
-            <w:tcW w:w="1133" w:type="dxa"/>
-            <w:noWrap/>
-            <w:hideMark/>
-          </w:tcPr>
-          <w:p>
-            <w:pPr>
-              <w:shd w:val="clear" w:color="auto" w:fill="FFFFFF"/>
-              <w:ind w:left="360"/>
-              <w:jc w:val="center"/>
-              <w:rPr>
-                <w:rFonts w:ascii="Microsoft YaHei" w:eastAsia="Microsoft YaHei" w:hAnsi="Microsoft YaHei" w:cs="Times New Roman"/>
-                <w:b/>
-                <w:bCs/>
-                <w:color w:val="191B1F"/>
-                <w:kern w:val="0"/>
-                <w:sz w:val="16"/>
-                <w:szCs w:val="16"/>
-                <w14:ligatures w14:val="none"/>
-              </w:rPr>
-            </w:pPr>
-          </w:p>
-        </w:tc>
-        <w:tc>
-          <w:tcPr>
-            <w:tcW w:w="1185" w:type="dxa"/>
-            <w:noWrap/>
-            <w:hideMark/>
-          </w:tcPr>
-          <w:p>
-            <w:pPr>
-              <w:shd w:val="clear" w:color="auto" w:fill="FFFFFF"/>
-              <w:ind w:left="360"/>
-              <w:jc w:val="center"/>
-              <w:rPr>
-                <w:rFonts w:ascii="Microsoft YaHei" w:eastAsia="Microsoft YaHei" w:hAnsi="Microsoft YaHei" w:cs="Times New Roman" w:hint="eastAsia"/>
-                <w:b/>
-                <w:bCs/>
-                <w:color w:val="191B1F"/>
-                <w:kern w:val="0"/>
-                <w:sz w:val="16"/>
-                <w:szCs w:val="16"/>
-                <w14:ligatures w14:val="none"/>
-              </w:rPr>
-            </w:pPr>
-            <w:r>
-              <w:rPr>
-                <w:rFonts w:ascii="Microsoft YaHei" w:eastAsia="Microsoft YaHei" w:hAnsi="Microsoft YaHei" w:cs="Times New Roman" w:hint="eastAsia"/>
-                <w:b/>
-                <w:bCs/>
-                <w:color w:val="191B1F"/>
-                <w:kern w:val="0"/>
-                <w:sz w:val="16"/>
-                <w:szCs w:val="16"/>
-                <w14:ligatures w14:val="none"/>
-              </w:rPr>
               <w:t>13000</w:t>
             </w:r>
           </w:p>
@@ -1595,21 +1595,6 @@
         </w:tc>
       </w:tr>
     </w:tbl>
-    <w:p>
-      <w:pPr>
-        <w:shd w:val="clear" w:color="auto" w:fill="FFFFFF"/>
-        <w:spacing w:after="0" w:line="240" w:lineRule="auto"/>
-        <w:ind w:left="360"/>
-        <w:rPr>
-          <w:rFonts w:ascii="Microsoft YaHei" w:eastAsia="Microsoft YaHei" w:hAnsi="Microsoft YaHei" w:cs="Times New Roman"/>
-          <w:color w:val="191B1F"/>
-          <w:kern w:val="0"/>
-          <w:sz w:val="20"/>
-          <w:szCs w:val="20"/>
-          <w14:ligatures w14:val="none"/>
-        </w:rPr>
-      </w:pPr>
-    </w:p>
     <w:p>
       <w:pPr>
         <w:shd w:val="clear" w:color="auto" w:fill="FFFFFF"/>
@@ -1687,39 +1672,6 @@
             </wp14:sizeRelV>
           </wp:anchor>
         </w:drawing>
-      </w:r>
-      <w:r>
-        <w:rPr>
-          <w:rFonts w:ascii="Microsoft YaHei" w:eastAsia="Microsoft YaHei" w:hAnsi="Microsoft YaHei" w:cs="Times New Roman" w:hint="eastAsia"/>
-          <w:color w:val="191B1F"/>
-          <w:kern w:val="0"/>
-          <w:sz w:val="20"/>
-          <w:szCs w:val="20"/>
-          <w14:ligatures w14:val="none"/>
-        </w:rPr>
-        <w:t>价格包含普票</w:t>
-      </w:r>
-      <w:r>
-        <w:rPr>
-          <w:rFonts w:ascii="Microsoft YaHei" w:eastAsia="Microsoft YaHei" w:hAnsi="Microsoft YaHei" w:cs="Times New Roman" w:hint="eastAsia"/>
-          <w:color w:val="191B1F"/>
-          <w:kern w:val="0"/>
-          <w:sz w:val="20"/>
-          <w:szCs w:val="20"/>
-          <w14:ligatures w14:val="none"/>
-        </w:rPr>
-        <w:t>&amp;运费</w:t>
-      </w:r>
-      <w:r>
-        <w:rPr>
-          <w:rFonts w:ascii="Microsoft YaHei" w:eastAsia="Microsoft YaHei" w:hAnsi="Microsoft YaHei" w:cs="Times New Roman" w:hint="eastAsia"/>
-          <w:color w:val="191B1F"/>
-          <w:kern w:val="0"/>
-          <w:sz w:val="20"/>
-          <w:szCs w:val="20"/>
-          <w14:ligatures w14:val="none"/>
-        </w:rPr>
-        <w:t>；</w:t>
       </w:r>
     </w:p>
     <w:p>
@@ -3404,6 +3356,7 @@
   <w:style w:type="character" w:default="1" w:styleId="DefaultParagraphFont">
     <w:name w:val="Default Paragraph Font"/>
     <w:uiPriority w:val="1"/>
+    <w:semiHidden/>
     <w:unhideWhenUsed/>
   </w:style>
   <w:style w:type="table" w:default="1" w:styleId="TableNormal">
